--- a/plugins/legal-network-verification/skills/legal-network-verification/assets/generic-network-query-record.docx
+++ b/plugins/legal-network-verification/skills/legal-network-verification/assets/generic-network-query-record.docx
@@ -244,7 +244,7 @@
                 <w:b/>
                 <w:sz w:val="21"/>
               </w:rPr>
-              <w:t>身份标识（统一社会信用代码/身份证号码（脱敏））</w:t>
+              <w:t>统一社会信用代码/身份证号码</w:t>
             </w:r>
           </w:p>
         </w:tc>
